--- a/CLAUDE/IFM_Published_Games.docx
+++ b/CLAUDE/IFM_Published_Games.docx
@@ -29,7 +29,7 @@
           <w:sz w:val="20"/>
           <w:szCs w:val="20"/>
         </w:rPr>
-        <w:t xml:space="preserve">39 games live with clean, shareable URLs on games.investingformummies.com</w:t>
+        <w:t xml:space="preserve">39 games live with clean, shareable URLs on games.investingformummies.com — all 39 verified HTTP 200 on 31 August 2026</w:t>
       </w:r>
     </w:p>
     <w:tbl>
@@ -5860,7 +5860,7 @@
           <w:sz w:val="16"/>
           <w:szCs w:val="16"/>
         </w:rPr>
-        <w:t xml:space="preserve">  Games stream via Vercel iframe  •  Last updated: 28 July 2026</w:t>
+        <w:t xml:space="preserve">  Games stream via Vercel iframe  •  Last updated: 31 August 2026</w:t>
       </w:r>
     </w:p>
     <w:sectPr>
@@ -6013,7 +6013,7 @@
         <w:sz w:val="18"/>
         <w:szCs w:val="18"/>
       </w:rPr>
-      <w:t xml:space="preserve">	2 June 2026</w:t>
+      <w:t xml:space="preserve">	3 August 2026</w:t>
     </w:r>
   </w:p>
 </w:hdr>
